--- a/pa/pa2/Prototype.docx
+++ b/pa/pa2/Prototype.docx
@@ -4,107 +4,12 @@
   <w:body>
     <w:p>
       <w:r>
-        <w:t xml:space="preserve">1. </w:t>
-      </w:r>
-      <w:proofErr w:type="spellStart"/>
-      <w:r>
-        <w:t>Trang</w:t>
-      </w:r>
-      <w:proofErr w:type="spellEnd"/>
-      <w:r>
-        <w:t xml:space="preserve"> login, </w:t>
-      </w:r>
-      <w:proofErr w:type="spellStart"/>
-      <w:r>
-        <w:t>điền</w:t>
-      </w:r>
-      <w:proofErr w:type="spellEnd"/>
-      <w:r>
-        <w:t xml:space="preserve"> username </w:t>
-      </w:r>
-      <w:proofErr w:type="spellStart"/>
-      <w:r>
-        <w:t>với</w:t>
-      </w:r>
-      <w:proofErr w:type="spellEnd"/>
-      <w:r>
-        <w:t xml:space="preserve"> password. </w:t>
-      </w:r>
-      <w:proofErr w:type="spellStart"/>
-      <w:r>
-        <w:t>Sau</w:t>
-      </w:r>
-      <w:proofErr w:type="spellEnd"/>
-      <w:r>
-        <w:t xml:space="preserve"> </w:t>
-      </w:r>
-      <w:proofErr w:type="spellStart"/>
-      <w:r>
-        <w:t>đó</w:t>
-      </w:r>
-      <w:proofErr w:type="spellEnd"/>
-      <w:r>
-        <w:t xml:space="preserve"> </w:t>
-      </w:r>
-      <w:proofErr w:type="spellStart"/>
-      <w:r>
-        <w:t>bấm</w:t>
-      </w:r>
-      <w:proofErr w:type="spellEnd"/>
-      <w:r>
-        <w:t xml:space="preserve"> </w:t>
-      </w:r>
-      <w:proofErr w:type="spellStart"/>
-      <w:r>
-        <w:t>nút</w:t>
-      </w:r>
-      <w:proofErr w:type="spellEnd"/>
-      <w:r>
-        <w:t xml:space="preserve"> Sign In </w:t>
-      </w:r>
-      <w:proofErr w:type="spellStart"/>
-      <w:r>
-        <w:t>để</w:t>
-      </w:r>
-      <w:proofErr w:type="spellEnd"/>
-      <w:r>
-        <w:t xml:space="preserve"> </w:t>
-      </w:r>
-      <w:proofErr w:type="spellStart"/>
-      <w:r>
-        <w:t>vào</w:t>
-      </w:r>
-      <w:proofErr w:type="spellEnd"/>
-      <w:r>
-        <w:t xml:space="preserve"> </w:t>
-      </w:r>
-      <w:proofErr w:type="spellStart"/>
-      <w:r>
-        <w:t>và</w:t>
-      </w:r>
-      <w:proofErr w:type="spellEnd"/>
-      <w:r>
-        <w:t xml:space="preserve"> qua </w:t>
-      </w:r>
-      <w:proofErr w:type="spellStart"/>
-      <w:r>
-        <w:t>trang</w:t>
-      </w:r>
-      <w:proofErr w:type="spellEnd"/>
-      <w:r>
-        <w:t xml:space="preserve"> </w:t>
-      </w:r>
-      <w:proofErr w:type="spellStart"/>
-      <w:r>
-        <w:t>khác</w:t>
-      </w:r>
-      <w:proofErr w:type="spellEnd"/>
-      <w:r>
-        <w:t>.</w:t>
-      </w:r>
-    </w:p>
-    <w:p>
-      <w:r>
+        <w:t>1. Login page, enter username and password. Then click Sign In button to enter and go to another page.</w:t>
+      </w:r>
+      <w:r>
+        <w:rPr>
+          <w:noProof/>
+        </w:rPr>
         <w:drawing>
           <wp:inline distT="0" distB="0" distL="0" distR="0" wp14:anchorId="363DB2A4" wp14:editId="4B1D4D40">
             <wp:extent cx="5761219" cy="5768840"/>
@@ -144,137 +49,13 @@
     </w:p>
     <w:p>
       <w:r>
-        <w:t xml:space="preserve">2. </w:t>
-      </w:r>
-      <w:proofErr w:type="spellStart"/>
-      <w:r>
-        <w:t>Sau</w:t>
-      </w:r>
-      <w:proofErr w:type="spellEnd"/>
-      <w:r>
-        <w:t xml:space="preserve"> </w:t>
-      </w:r>
-      <w:proofErr w:type="spellStart"/>
-      <w:r>
-        <w:t>khi</w:t>
-      </w:r>
-      <w:proofErr w:type="spellEnd"/>
-      <w:r>
-        <w:t xml:space="preserve"> </w:t>
-      </w:r>
-      <w:proofErr w:type="spellStart"/>
-      <w:r>
-        <w:t>vào</w:t>
-      </w:r>
-      <w:proofErr w:type="spellEnd"/>
-      <w:r>
-        <w:t xml:space="preserve"> </w:t>
-      </w:r>
-      <w:proofErr w:type="spellStart"/>
-      <w:r>
-        <w:t>màn</w:t>
-      </w:r>
-      <w:proofErr w:type="spellEnd"/>
-      <w:r>
-        <w:t xml:space="preserve"> </w:t>
-      </w:r>
-      <w:proofErr w:type="spellStart"/>
-      <w:r>
-        <w:t>hình</w:t>
-      </w:r>
-      <w:proofErr w:type="spellEnd"/>
-      <w:r>
-        <w:t xml:space="preserve"> </w:t>
-      </w:r>
-      <w:proofErr w:type="spellStart"/>
-      <w:r>
-        <w:t>chính</w:t>
-      </w:r>
-      <w:proofErr w:type="spellEnd"/>
-      <w:r>
-        <w:t xml:space="preserve">, </w:t>
-      </w:r>
-      <w:proofErr w:type="spellStart"/>
-      <w:r>
-        <w:t>vào</w:t>
-      </w:r>
-      <w:proofErr w:type="spellEnd"/>
-      <w:r>
-        <w:t xml:space="preserve"> </w:t>
-      </w:r>
-      <w:proofErr w:type="spellStart"/>
-      <w:r>
-        <w:t>trang</w:t>
-      </w:r>
-      <w:proofErr w:type="spellEnd"/>
-      <w:r>
-        <w:t xml:space="preserve"> Inventory – Products </w:t>
-      </w:r>
-      <w:proofErr w:type="spellStart"/>
-      <w:r>
-        <w:t>để</w:t>
-      </w:r>
-      <w:proofErr w:type="spellEnd"/>
-      <w:r>
-        <w:t xml:space="preserve"> </w:t>
-      </w:r>
-      <w:proofErr w:type="spellStart"/>
-      <w:r>
-        <w:t>xem</w:t>
-      </w:r>
-      <w:proofErr w:type="spellEnd"/>
-      <w:r>
-        <w:t xml:space="preserve"> </w:t>
-      </w:r>
-      <w:proofErr w:type="spellStart"/>
-      <w:r>
-        <w:t>tất</w:t>
-      </w:r>
-      <w:proofErr w:type="spellEnd"/>
-      <w:r>
-        <w:t xml:space="preserve"> </w:t>
-      </w:r>
-      <w:proofErr w:type="spellStart"/>
-      <w:r>
-        <w:t>cả</w:t>
-      </w:r>
-      <w:proofErr w:type="spellEnd"/>
-      <w:r>
-        <w:t xml:space="preserve"> </w:t>
-      </w:r>
-      <w:proofErr w:type="spellStart"/>
-      <w:r>
-        <w:t>sản</w:t>
-      </w:r>
-      <w:proofErr w:type="spellEnd"/>
-      <w:r>
-        <w:t xml:space="preserve"> </w:t>
-      </w:r>
-      <w:proofErr w:type="spellStart"/>
-      <w:r>
-        <w:t>phẩm</w:t>
-      </w:r>
-      <w:proofErr w:type="spellEnd"/>
-      <w:r>
-        <w:t xml:space="preserve"> </w:t>
-      </w:r>
-      <w:proofErr w:type="spellStart"/>
-      <w:r>
-        <w:t>đang</w:t>
-      </w:r>
-      <w:proofErr w:type="spellEnd"/>
-      <w:r>
-        <w:t xml:space="preserve"> </w:t>
-      </w:r>
-      <w:proofErr w:type="spellStart"/>
-      <w:r>
-        <w:t>có</w:t>
-      </w:r>
-      <w:proofErr w:type="spellEnd"/>
-    </w:p>
-    <w:p>
-      <w:r>
         <w:lastRenderedPageBreak/>
+        <w:t>2. After entering the main screen, go to the Inventory – Products page to see all available products</w:t>
+      </w:r>
+      <w:r>
+        <w:rPr>
+          <w:noProof/>
+        </w:rPr>
         <w:drawing>
           <wp:inline distT="0" distB="0" distL="0" distR="0" wp14:anchorId="252A92EB" wp14:editId="60EC3B9A">
             <wp:extent cx="5943600" cy="3434715"/>
@@ -314,86 +95,12 @@
     </w:p>
     <w:p>
       <w:r>
-        <w:t xml:space="preserve">3. </w:t>
-      </w:r>
-      <w:proofErr w:type="spellStart"/>
-      <w:r>
-        <w:t>Nhấn</w:t>
-      </w:r>
-      <w:proofErr w:type="spellEnd"/>
-      <w:r>
-        <w:t xml:space="preserve"> </w:t>
-      </w:r>
-      <w:proofErr w:type="spellStart"/>
-      <w:r>
-        <w:t>và</w:t>
-      </w:r>
-      <w:r>
-        <w:t>o</w:t>
-      </w:r>
-      <w:proofErr w:type="spellEnd"/>
-      <w:r>
-        <w:t xml:space="preserve"> </w:t>
-      </w:r>
-      <w:proofErr w:type="spellStart"/>
-      <w:r>
-        <w:t>nút</w:t>
-      </w:r>
-      <w:proofErr w:type="spellEnd"/>
-      <w:r>
-        <w:t xml:space="preserve"> Add Product, </w:t>
-      </w:r>
-      <w:proofErr w:type="spellStart"/>
-      <w:r>
-        <w:t>để</w:t>
-      </w:r>
-      <w:proofErr w:type="spellEnd"/>
-      <w:r>
-        <w:t xml:space="preserve"> </w:t>
-      </w:r>
-      <w:proofErr w:type="spellStart"/>
-      <w:r>
-        <w:t>tạo</w:t>
-      </w:r>
-      <w:proofErr w:type="spellEnd"/>
-      <w:r>
-        <w:t xml:space="preserve"> form </w:t>
-      </w:r>
-      <w:proofErr w:type="spellStart"/>
-      <w:r>
-        <w:t>điền</w:t>
-      </w:r>
-      <w:proofErr w:type="spellEnd"/>
-      <w:r>
-        <w:t xml:space="preserve"> </w:t>
-      </w:r>
-      <w:proofErr w:type="spellStart"/>
-      <w:r>
-        <w:t>sản</w:t>
-      </w:r>
-      <w:proofErr w:type="spellEnd"/>
-      <w:r>
-        <w:t xml:space="preserve"> </w:t>
-      </w:r>
-      <w:proofErr w:type="spellStart"/>
-      <w:r>
-        <w:t>phẩm</w:t>
-      </w:r>
-      <w:proofErr w:type="spellEnd"/>
-      <w:r>
-        <w:t xml:space="preserve"> </w:t>
-      </w:r>
-      <w:proofErr w:type="spellStart"/>
-      <w:r>
-        <w:t>mới</w:t>
-      </w:r>
-      <w:proofErr w:type="spellEnd"/>
-      <w:r>
-        <w:t>.</w:t>
-      </w:r>
-    </w:p>
-    <w:p>
-      <w:r>
+        <w:t>3. Click the Add Product button to create a new product form.</w:t>
+      </w:r>
+      <w:r>
+        <w:rPr>
+          <w:noProof/>
+        </w:rPr>
         <w:drawing>
           <wp:inline distT="0" distB="0" distL="0" distR="0" wp14:anchorId="01020436" wp14:editId="16A967C8">
             <wp:extent cx="5943600" cy="3595370"/>
@@ -436,125 +143,14 @@
     <w:p>
       <w:r>
         <w:lastRenderedPageBreak/>
-        <w:t xml:space="preserve">4. </w:t>
-      </w:r>
-      <w:proofErr w:type="spellStart"/>
-      <w:r>
-        <w:t>Nếu</w:t>
-      </w:r>
-      <w:proofErr w:type="spellEnd"/>
-      <w:r>
-        <w:t xml:space="preserve"> </w:t>
-      </w:r>
-      <w:proofErr w:type="spellStart"/>
-      <w:r>
-        <w:t>đăng</w:t>
-      </w:r>
-      <w:proofErr w:type="spellEnd"/>
-      <w:r>
-        <w:t xml:space="preserve"> </w:t>
-      </w:r>
-      <w:proofErr w:type="spellStart"/>
-      <w:r>
-        <w:t>nhập</w:t>
-      </w:r>
-      <w:proofErr w:type="spellEnd"/>
-      <w:r>
-        <w:t xml:space="preserve"> </w:t>
-      </w:r>
-      <w:proofErr w:type="spellStart"/>
-      <w:r>
-        <w:t>bằng</w:t>
-      </w:r>
-      <w:proofErr w:type="spellEnd"/>
-      <w:r>
-        <w:t xml:space="preserve"> role Staff, </w:t>
-      </w:r>
-      <w:proofErr w:type="spellStart"/>
-      <w:r>
-        <w:t>thì</w:t>
-      </w:r>
-      <w:proofErr w:type="spellEnd"/>
-      <w:r>
-        <w:t xml:space="preserve"> </w:t>
-      </w:r>
-      <w:proofErr w:type="spellStart"/>
-      <w:r>
-        <w:t>trang</w:t>
-      </w:r>
-      <w:proofErr w:type="spellEnd"/>
-      <w:r>
-        <w:t xml:space="preserve"> </w:t>
-      </w:r>
-      <w:proofErr w:type="spellStart"/>
-      <w:r>
-        <w:t>màn</w:t>
-      </w:r>
-      <w:proofErr w:type="spellEnd"/>
-      <w:r>
-        <w:t xml:space="preserve"> </w:t>
-      </w:r>
-      <w:proofErr w:type="spellStart"/>
-      <w:r>
-        <w:t>hình</w:t>
-      </w:r>
-      <w:proofErr w:type="spellEnd"/>
-      <w:r>
-        <w:t xml:space="preserve"> </w:t>
-      </w:r>
-      <w:proofErr w:type="spellStart"/>
-      <w:r>
-        <w:t>chính</w:t>
-      </w:r>
-      <w:proofErr w:type="spellEnd"/>
-      <w:r>
-        <w:t xml:space="preserve"> </w:t>
-      </w:r>
-      <w:proofErr w:type="spellStart"/>
-      <w:r>
-        <w:t>sẽ</w:t>
-      </w:r>
-      <w:proofErr w:type="spellEnd"/>
-      <w:r>
-        <w:t xml:space="preserve"> </w:t>
-      </w:r>
-      <w:proofErr w:type="spellStart"/>
-      <w:r>
-        <w:t>là</w:t>
-      </w:r>
-      <w:proofErr w:type="spellEnd"/>
-      <w:r>
-        <w:t xml:space="preserve"> </w:t>
-      </w:r>
-      <w:proofErr w:type="spellStart"/>
-      <w:r>
-        <w:t>trang</w:t>
-      </w:r>
-      <w:proofErr w:type="spellEnd"/>
-      <w:r>
-        <w:t xml:space="preserve"> POS </w:t>
-      </w:r>
-      <w:proofErr w:type="spellStart"/>
-      <w:r>
-        <w:t>như</w:t>
-      </w:r>
-      <w:proofErr w:type="spellEnd"/>
-      <w:r>
-        <w:t xml:space="preserve"> </w:t>
-      </w:r>
-      <w:proofErr w:type="spellStart"/>
-      <w:r>
-        <w:t>thế</w:t>
-      </w:r>
-      <w:proofErr w:type="spellEnd"/>
-      <w:r>
-        <w:t xml:space="preserve"> này.</w:t>
+        <w:t>4. If you log in with the Staff role, the main screen will be the POS page like this.</w:t>
       </w:r>
       <w:bookmarkStart w:id="0" w:name="_GoBack"/>
       <w:bookmarkEnd w:id="0"/>
-    </w:p>
-    <w:p>
-      <w:r>
+      <w:r>
+        <w:rPr>
+          <w:noProof/>
+        </w:rPr>
         <w:drawing>
           <wp:inline distT="0" distB="0" distL="0" distR="0" wp14:anchorId="271C3517" wp14:editId="3186ED09">
             <wp:extent cx="5943600" cy="3556635"/>
